--- a/Cyber-sécurité/Documentation/VILLARD Nathanaël SIO1 ITIL.docx
+++ b/Cyber-sécurité/Documentation/VILLARD Nathanaël SIO1 ITIL.docx
@@ -2,949 +2,7 @@
 <file path=word/document.xml><?xml version="1.0" encoding="utf-8"?>
 <w:document xmlns:wpc="http://schemas.microsoft.com/office/word/2010/wordprocessingCanvas" xmlns:cx="http://schemas.microsoft.com/office/drawing/2014/chartex" xmlns:cx1="http://schemas.microsoft.com/office/drawing/2015/9/8/chartex" xmlns:cx2="http://schemas.microsoft.com/office/drawing/2015/10/21/chartex" xmlns:cx3="http://schemas.microsoft.com/office/drawing/2016/5/9/chartex" xmlns:cx4="http://schemas.microsoft.com/office/drawing/2016/5/10/chartex" xmlns:cx5="http://schemas.microsoft.com/office/drawing/2016/5/11/chartex" xmlns:cx6="http://schemas.microsoft.com/office/drawing/2016/5/12/chartex" xmlns:cx7="http://schemas.microsoft.com/office/drawing/2016/5/13/chartex" xmlns:cx8="http://schemas.microsoft.com/office/drawing/2016/5/14/chartex" xmlns:mc="http://schemas.openxmlformats.org/markup-compatibility/2006" xmlns:aink="http://schemas.microsoft.com/office/drawing/2016/ink" xmlns:am3d="http://schemas.microsoft.com/office/drawing/2017/model3d" xmlns:o="urn:schemas-microsoft-com:office:office" xmlns:oel="http://schemas.microsoft.com/office/2019/extlst" xmlns:r="http://schemas.openxmlformats.org/officeDocument/2006/relationships" xmlns:m="http://schemas.openxmlformats.org/officeDocument/2006/math" xmlns:v="urn:schemas-microsoft-com:vml" xmlns:wp14="http://schemas.microsoft.com/office/word/2010/wordprocessingDrawing" xmlns:wp="http://schemas.openxmlformats.org/drawingml/2006/wordprocessingDrawing" xmlns:w10="urn:schemas-microsoft-com:office:word" xmlns:w="http://schemas.openxmlformats.org/wordprocessingml/2006/main" xmlns:w14="http://schemas.microsoft.com/office/word/2010/wordml" xmlns:w15="http://schemas.microsoft.com/office/word/2012/wordml" xmlns:w16cex="http://schemas.microsoft.com/office/word/2018/wordml/cex" xmlns:w16cid="http://schemas.microsoft.com/office/word/2016/wordml/cid" xmlns:w16="http://schemas.microsoft.com/office/word/2018/wordml" xmlns:w16du="http://schemas.microsoft.com/office/word/2023/wordml/word16du" xmlns:w16sdtdh="http://schemas.microsoft.com/office/word/2020/wordml/sdtdatahash" xmlns:w16sdtfl="http://schemas.microsoft.com/office/word/2024/wordml/sdtformatlock" xmlns:w16se="http://schemas.microsoft.com/office/word/2015/wordml/symex" xmlns:wpg="http://schemas.microsoft.com/office/word/2010/wordprocessingGroup" xmlns:wpi="http://schemas.microsoft.com/office/word/2010/wordprocessingInk" xmlns:wne="http://schemas.microsoft.com/office/word/2006/wordml" xmlns:wps="http://schemas.microsoft.com/office/word/2010/wordprocessingShape" mc:Ignorable="w14 w15 w16se w16cid w16 w16cex w16sdtdh w16sdtfl w16du wp14">
   <w:body>
-    <w:p>
-      <w:pPr>
-        <w:rPr>
-          <w:b/>
-          <w:bCs/>
-        </w:rPr>
-      </w:pPr>
-      <w:r>
-        <w:rPr>
-          <w:b/>
-          <w:bCs/>
-        </w:rPr>
-        <w:t>ITIL : Comprendre et Maîtriser les Fondamentaux</w:t>
-      </w:r>
-    </w:p>
-    <w:p>
-      <w:pPr>
-        <w:rPr>
-          <w:b/>
-          <w:bCs/>
-        </w:rPr>
-      </w:pPr>
-      <w:r>
-        <w:rPr>
-          <w:b/>
-          <w:bCs/>
-        </w:rPr>
-        <w:t>1. Qu’est-ce qu’ITIL ?</w:t>
-      </w:r>
-    </w:p>
-    <w:p>
-      <w:r>
-        <w:t xml:space="preserve">ITIL (Information Technology Infrastructure Library) est </w:t>
-      </w:r>
-      <w:r>
-        <w:rPr>
-          <w:b/>
-          <w:bCs/>
-        </w:rPr>
-        <w:t>un ensemble de bonnes pratiques</w:t>
-      </w:r>
-      <w:r>
-        <w:t xml:space="preserve"> pour la gestion des services informatiques (IT Service Management – ITSM).</w:t>
-      </w:r>
-      <w:r>
-        <w:br/>
-        <w:t xml:space="preserve">Son objectif : </w:t>
-      </w:r>
-      <w:r>
-        <w:rPr>
-          <w:b/>
-          <w:bCs/>
-        </w:rPr>
-        <w:t>aligner les services informatiques sur les besoins de l’entreprise</w:t>
-      </w:r>
-      <w:r>
-        <w:t xml:space="preserve"> et améliorer la qualité, la fiabilité et la valeur des services.</w:t>
-      </w:r>
-    </w:p>
-    <w:p>
-      <w:r>
-        <w:t xml:space="preserve">En résumé : ITIL n’est pas une norme, mais </w:t>
-      </w:r>
-      <w:r>
-        <w:rPr>
-          <w:b/>
-          <w:bCs/>
-        </w:rPr>
-        <w:t>un cadre méthodologique</w:t>
-      </w:r>
-      <w:r>
-        <w:t xml:space="preserve"> qui aide à organiser et optimiser la gestion des services IT.</w:t>
-      </w:r>
-    </w:p>
-    <w:p>
-      <w:pPr>
-        <w:rPr>
-          <w:b/>
-          <w:bCs/>
-        </w:rPr>
-      </w:pPr>
-      <w:r>
-        <w:rPr>
-          <w:b/>
-          <w:bCs/>
-        </w:rPr>
-        <w:t>2. Pourquoi ITIL est important ?</w:t>
-      </w:r>
-    </w:p>
-    <w:p>
-      <w:pPr>
-        <w:numPr>
-          <w:ilvl w:val="0"/>
-          <w:numId w:val="1"/>
-        </w:numPr>
-      </w:pPr>
-      <w:r>
-        <w:rPr>
-          <w:b/>
-          <w:bCs/>
-        </w:rPr>
-        <w:t>Améliorer la qualité des services IT</w:t>
-      </w:r>
-      <w:r>
-        <w:t xml:space="preserve"> : moins d’incidents, meilleure disponibilité.</w:t>
-      </w:r>
-    </w:p>
-    <w:p>
-      <w:pPr>
-        <w:numPr>
-          <w:ilvl w:val="0"/>
-          <w:numId w:val="1"/>
-        </w:numPr>
-      </w:pPr>
-      <w:r>
-        <w:rPr>
-          <w:b/>
-          <w:bCs/>
-        </w:rPr>
-        <w:t>Réduire les coûts</w:t>
-      </w:r>
-      <w:r>
-        <w:t xml:space="preserve"> : en optimisant les processus et en évitant les erreurs.</w:t>
-      </w:r>
-    </w:p>
-    <w:p>
-      <w:pPr>
-        <w:numPr>
-          <w:ilvl w:val="0"/>
-          <w:numId w:val="1"/>
-        </w:numPr>
-      </w:pPr>
-      <w:r>
-        <w:rPr>
-          <w:b/>
-          <w:bCs/>
-        </w:rPr>
-        <w:t>Aligner IT et business</w:t>
-      </w:r>
-      <w:r>
-        <w:t xml:space="preserve"> : les services IT répondent aux objectifs stratégiques.</w:t>
-      </w:r>
-    </w:p>
-    <w:p>
-      <w:pPr>
-        <w:numPr>
-          <w:ilvl w:val="0"/>
-          <w:numId w:val="1"/>
-        </w:numPr>
-      </w:pPr>
-      <w:r>
-        <w:rPr>
-          <w:b/>
-          <w:bCs/>
-        </w:rPr>
-        <w:t>Standardiser les pratiques</w:t>
-      </w:r>
-      <w:r>
-        <w:t xml:space="preserve"> : tout le monde suit les mêmes règles.</w:t>
-      </w:r>
-    </w:p>
     <w:p/>
-    <w:p>
-      <w:pPr>
-        <w:rPr>
-          <w:b/>
-          <w:bCs/>
-        </w:rPr>
-      </w:pPr>
-      <w:r>
-        <w:rPr>
-          <w:b/>
-          <w:bCs/>
-        </w:rPr>
-        <w:t>3. Les Principes Clés d’ITIL</w:t>
-      </w:r>
-    </w:p>
-    <w:p>
-      <w:r>
-        <w:t xml:space="preserve">ITIL repose sur </w:t>
-      </w:r>
-      <w:r>
-        <w:rPr>
-          <w:b/>
-          <w:bCs/>
-        </w:rPr>
-        <w:t>7 principes directeurs</w:t>
-      </w:r>
-      <w:r>
-        <w:t xml:space="preserve"> (ITIL 4) :</w:t>
-      </w:r>
-    </w:p>
-    <w:p>
-      <w:pPr>
-        <w:numPr>
-          <w:ilvl w:val="0"/>
-          <w:numId w:val="2"/>
-        </w:numPr>
-      </w:pPr>
-      <w:r>
-        <w:rPr>
-          <w:b/>
-          <w:bCs/>
-        </w:rPr>
-        <w:t>Se concentrer sur la valeur</w:t>
-      </w:r>
-      <w:r>
-        <w:t xml:space="preserve"> : chaque service doit apporter une valeur au client.</w:t>
-      </w:r>
-    </w:p>
-    <w:p>
-      <w:pPr>
-        <w:numPr>
-          <w:ilvl w:val="0"/>
-          <w:numId w:val="2"/>
-        </w:numPr>
-      </w:pPr>
-      <w:r>
-        <w:rPr>
-          <w:b/>
-          <w:bCs/>
-        </w:rPr>
-        <w:t>Commencer là où vous êtes</w:t>
-      </w:r>
-      <w:r>
-        <w:t xml:space="preserve"> : analyser l’existant avant de changer.</w:t>
-      </w:r>
-    </w:p>
-    <w:p>
-      <w:pPr>
-        <w:numPr>
-          <w:ilvl w:val="0"/>
-          <w:numId w:val="2"/>
-        </w:numPr>
-      </w:pPr>
-      <w:r>
-        <w:rPr>
-          <w:b/>
-          <w:bCs/>
-        </w:rPr>
-        <w:t>Progresser par étapes</w:t>
-      </w:r>
-      <w:r>
-        <w:t xml:space="preserve"> : éviter les changements brutaux.</w:t>
-      </w:r>
-    </w:p>
-    <w:p>
-      <w:pPr>
-        <w:numPr>
-          <w:ilvl w:val="0"/>
-          <w:numId w:val="2"/>
-        </w:numPr>
-      </w:pPr>
-      <w:r>
-        <w:rPr>
-          <w:b/>
-          <w:bCs/>
-        </w:rPr>
-        <w:t>Collaborer et promouvoir la visibilité</w:t>
-      </w:r>
-      <w:r>
-        <w:t xml:space="preserve"> : communication claire entre équipes.</w:t>
-      </w:r>
-    </w:p>
-    <w:p>
-      <w:pPr>
-        <w:numPr>
-          <w:ilvl w:val="0"/>
-          <w:numId w:val="2"/>
-        </w:numPr>
-      </w:pPr>
-      <w:r>
-        <w:rPr>
-          <w:b/>
-          <w:bCs/>
-        </w:rPr>
-        <w:t>Penser et travailler de manière holistique</w:t>
-      </w:r>
-      <w:r>
-        <w:t xml:space="preserve"> : voir le système dans son ensemble.</w:t>
-      </w:r>
-    </w:p>
-    <w:p>
-      <w:pPr>
-        <w:numPr>
-          <w:ilvl w:val="0"/>
-          <w:numId w:val="2"/>
-        </w:numPr>
-      </w:pPr>
-      <w:r>
-        <w:rPr>
-          <w:b/>
-          <w:bCs/>
-        </w:rPr>
-        <w:t>Rester simple et pratique</w:t>
-      </w:r>
-      <w:r>
-        <w:t xml:space="preserve"> : éviter la complexité inutile.</w:t>
-      </w:r>
-    </w:p>
-    <w:p>
-      <w:pPr>
-        <w:numPr>
-          <w:ilvl w:val="0"/>
-          <w:numId w:val="2"/>
-        </w:numPr>
-      </w:pPr>
-      <w:r>
-        <w:rPr>
-          <w:b/>
-          <w:bCs/>
-        </w:rPr>
-        <w:t>Optimiser et automatiser</w:t>
-      </w:r>
-      <w:r>
-        <w:t xml:space="preserve"> : utiliser la technologie pour gagner en efficacité.</w:t>
-      </w:r>
-    </w:p>
-    <w:p/>
-    <w:p>
-      <w:pPr>
-        <w:rPr>
-          <w:b/>
-          <w:bCs/>
-        </w:rPr>
-      </w:pPr>
-      <w:r>
-        <w:rPr>
-          <w:b/>
-          <w:bCs/>
-        </w:rPr>
-        <w:t>4. Les Processus ITIL (ITIL v3 et ITIL 4)</w:t>
-      </w:r>
-    </w:p>
-    <w:p>
-      <w:r>
-        <w:t xml:space="preserve">ITIL définit plusieurs </w:t>
-      </w:r>
-      <w:r>
-        <w:rPr>
-          <w:b/>
-          <w:bCs/>
-        </w:rPr>
-        <w:t>pratiques</w:t>
-      </w:r>
-      <w:r>
-        <w:t xml:space="preserve"> (anciennement processus) regroupées en domaines :</w:t>
-      </w:r>
-    </w:p>
-    <w:p>
-      <w:pPr>
-        <w:rPr>
-          <w:b/>
-          <w:bCs/>
-        </w:rPr>
-      </w:pPr>
-      <w:r>
-        <w:rPr>
-          <w:b/>
-          <w:bCs/>
-        </w:rPr>
-        <w:t>A. Gestion des Incidents</w:t>
-      </w:r>
-    </w:p>
-    <w:p>
-      <w:pPr>
-        <w:numPr>
-          <w:ilvl w:val="0"/>
-          <w:numId w:val="3"/>
-        </w:numPr>
-      </w:pPr>
-      <w:r>
-        <w:t xml:space="preserve">Objectif : </w:t>
-      </w:r>
-      <w:r>
-        <w:rPr>
-          <w:b/>
-          <w:bCs/>
-        </w:rPr>
-        <w:t>rétablir le service normal le plus vite possible</w:t>
-      </w:r>
-      <w:r>
-        <w:t xml:space="preserve"> après un incident.</w:t>
-      </w:r>
-    </w:p>
-    <w:p>
-      <w:pPr>
-        <w:numPr>
-          <w:ilvl w:val="0"/>
-          <w:numId w:val="3"/>
-        </w:numPr>
-      </w:pPr>
-      <w:r>
-        <w:t>Exemple : panne serveur → intervention pour remettre en ligne.</w:t>
-      </w:r>
-    </w:p>
-    <w:p>
-      <w:pPr>
-        <w:rPr>
-          <w:b/>
-          <w:bCs/>
-        </w:rPr>
-      </w:pPr>
-      <w:r>
-        <w:rPr>
-          <w:b/>
-          <w:bCs/>
-        </w:rPr>
-        <w:lastRenderedPageBreak/>
-        <w:t>B. Gestion des Problèmes</w:t>
-      </w:r>
-    </w:p>
-    <w:p>
-      <w:pPr>
-        <w:numPr>
-          <w:ilvl w:val="0"/>
-          <w:numId w:val="4"/>
-        </w:numPr>
-      </w:pPr>
-      <w:r>
-        <w:t xml:space="preserve">Objectif : </w:t>
-      </w:r>
-      <w:r>
-        <w:rPr>
-          <w:b/>
-          <w:bCs/>
-        </w:rPr>
-        <w:t>identifier la cause racine des incidents</w:t>
-      </w:r>
-      <w:r>
-        <w:t xml:space="preserve"> pour éviter qu’ils se reproduisent.</w:t>
-      </w:r>
-    </w:p>
-    <w:p>
-      <w:pPr>
-        <w:numPr>
-          <w:ilvl w:val="0"/>
-          <w:numId w:val="4"/>
-        </w:numPr>
-      </w:pPr>
-      <w:r>
-        <w:t>Exemple : analyser pourquoi le serveur tombe souvent en panne.</w:t>
-      </w:r>
-    </w:p>
-    <w:p>
-      <w:pPr>
-        <w:rPr>
-          <w:b/>
-          <w:bCs/>
-        </w:rPr>
-      </w:pPr>
-      <w:r>
-        <w:rPr>
-          <w:b/>
-          <w:bCs/>
-        </w:rPr>
-        <w:t>C. Gestion des Changements</w:t>
-      </w:r>
-    </w:p>
-    <w:p>
-      <w:pPr>
-        <w:numPr>
-          <w:ilvl w:val="0"/>
-          <w:numId w:val="5"/>
-        </w:numPr>
-      </w:pPr>
-      <w:r>
-        <w:t xml:space="preserve">Objectif : </w:t>
-      </w:r>
-      <w:r>
-        <w:rPr>
-          <w:b/>
-          <w:bCs/>
-        </w:rPr>
-        <w:t>contrôler les modifications</w:t>
-      </w:r>
-      <w:r>
-        <w:t xml:space="preserve"> pour réduire les risques.</w:t>
-      </w:r>
-    </w:p>
-    <w:p>
-      <w:pPr>
-        <w:numPr>
-          <w:ilvl w:val="0"/>
-          <w:numId w:val="5"/>
-        </w:numPr>
-      </w:pPr>
-      <w:r>
-        <w:t>Exemple : mise à jour d’un logiciel → validation avant déploiement.</w:t>
-      </w:r>
-    </w:p>
-    <w:p>
-      <w:pPr>
-        <w:rPr>
-          <w:b/>
-          <w:bCs/>
-        </w:rPr>
-      </w:pPr>
-      <w:r>
-        <w:rPr>
-          <w:b/>
-          <w:bCs/>
-        </w:rPr>
-        <w:t>D. Gestion des Configurations et des Actifs</w:t>
-      </w:r>
-    </w:p>
-    <w:p>
-      <w:pPr>
-        <w:numPr>
-          <w:ilvl w:val="0"/>
-          <w:numId w:val="6"/>
-        </w:numPr>
-      </w:pPr>
-      <w:r>
-        <w:t xml:space="preserve">Objectif : </w:t>
-      </w:r>
-      <w:r>
-        <w:rPr>
-          <w:b/>
-          <w:bCs/>
-        </w:rPr>
-        <w:t>suivre les composants IT</w:t>
-      </w:r>
-      <w:r>
-        <w:t xml:space="preserve"> (matériel, logiciel, licences).</w:t>
-      </w:r>
-    </w:p>
-    <w:p>
-      <w:pPr>
-        <w:numPr>
-          <w:ilvl w:val="0"/>
-          <w:numId w:val="6"/>
-        </w:numPr>
-      </w:pPr>
-      <w:r>
-        <w:t>Exemple : inventaire des postes et serveurs.</w:t>
-      </w:r>
-    </w:p>
-    <w:p>
-      <w:pPr>
-        <w:rPr>
-          <w:b/>
-          <w:bCs/>
-        </w:rPr>
-      </w:pPr>
-      <w:r>
-        <w:rPr>
-          <w:b/>
-          <w:bCs/>
-        </w:rPr>
-        <w:t>E. Gestion des Niveaux de Service (SLA)</w:t>
-      </w:r>
-    </w:p>
-    <w:p>
-      <w:pPr>
-        <w:numPr>
-          <w:ilvl w:val="0"/>
-          <w:numId w:val="7"/>
-        </w:numPr>
-      </w:pPr>
-      <w:r>
-        <w:t xml:space="preserve">Objectif : </w:t>
-      </w:r>
-      <w:r>
-        <w:rPr>
-          <w:b/>
-          <w:bCs/>
-        </w:rPr>
-        <w:t>définir et respecter les engagements</w:t>
-      </w:r>
-      <w:r>
-        <w:t xml:space="preserve"> (temps de réponse, disponibilité).</w:t>
-      </w:r>
-    </w:p>
-    <w:p>
-      <w:pPr>
-        <w:numPr>
-          <w:ilvl w:val="0"/>
-          <w:numId w:val="7"/>
-        </w:numPr>
-      </w:pPr>
-      <w:r>
-        <w:t>Exemple : SLA = serveur disponible 99,9 % du temps.</w:t>
-      </w:r>
-    </w:p>
-    <w:p/>
-    <w:p>
-      <w:pPr>
-        <w:rPr>
-          <w:b/>
-          <w:bCs/>
-        </w:rPr>
-      </w:pPr>
-      <w:r>
-        <w:rPr>
-          <w:b/>
-          <w:bCs/>
-        </w:rPr>
-        <w:t>5. ITIL et la Cybersécurité</w:t>
-      </w:r>
-    </w:p>
-    <w:p>
-      <w:r>
-        <w:t xml:space="preserve">ITIL n’est pas une norme de sécurité, mais il </w:t>
-      </w:r>
-      <w:r>
-        <w:rPr>
-          <w:b/>
-          <w:bCs/>
-        </w:rPr>
-        <w:t>complète la cybersécurité</w:t>
-      </w:r>
-      <w:r>
-        <w:t xml:space="preserve"> :</w:t>
-      </w:r>
-    </w:p>
-    <w:p>
-      <w:pPr>
-        <w:numPr>
-          <w:ilvl w:val="0"/>
-          <w:numId w:val="8"/>
-        </w:numPr>
-      </w:pPr>
-      <w:r>
-        <w:t>Gestion des incidents → inclut les incidents de sécurité.</w:t>
-      </w:r>
-    </w:p>
-    <w:p>
-      <w:pPr>
-        <w:numPr>
-          <w:ilvl w:val="0"/>
-          <w:numId w:val="8"/>
-        </w:numPr>
-      </w:pPr>
-      <w:r>
-        <w:t>Gestion des changements → réduit les failles liées aux mises à jour.</w:t>
-      </w:r>
-    </w:p>
-    <w:p>
-      <w:pPr>
-        <w:numPr>
-          <w:ilvl w:val="0"/>
-          <w:numId w:val="8"/>
-        </w:numPr>
-      </w:pPr>
-      <w:r>
-        <w:t>Gestion des actifs → aide à identifier les équipements vulnérables.</w:t>
-      </w:r>
-    </w:p>
-    <w:p/>
-    <w:p>
-      <w:pPr>
-        <w:rPr>
-          <w:b/>
-          <w:bCs/>
-        </w:rPr>
-      </w:pPr>
-      <w:r>
-        <w:rPr>
-          <w:b/>
-          <w:bCs/>
-        </w:rPr>
-        <w:t>6. Exemple Concret</w:t>
-      </w:r>
-    </w:p>
-    <w:p>
-      <w:r>
-        <w:t>Imagine une entreprise qui subit une panne de messagerie :</w:t>
-      </w:r>
-    </w:p>
-    <w:p>
-      <w:pPr>
-        <w:numPr>
-          <w:ilvl w:val="0"/>
-          <w:numId w:val="9"/>
-        </w:numPr>
-      </w:pPr>
-      <w:r>
-        <w:rPr>
-          <w:b/>
-          <w:bCs/>
-        </w:rPr>
-        <w:t>Incident</w:t>
-      </w:r>
-      <w:r>
-        <w:t xml:space="preserve"> : le service mail est indisponible.</w:t>
-      </w:r>
-    </w:p>
-    <w:p>
-      <w:pPr>
-        <w:numPr>
-          <w:ilvl w:val="0"/>
-          <w:numId w:val="9"/>
-        </w:numPr>
-      </w:pPr>
-      <w:r>
-        <w:rPr>
-          <w:b/>
-          <w:bCs/>
-        </w:rPr>
-        <w:t>Processus ITIL</w:t>
-      </w:r>
-      <w:r>
-        <w:t xml:space="preserve"> :</w:t>
-      </w:r>
-    </w:p>
-    <w:p>
-      <w:pPr>
-        <w:numPr>
-          <w:ilvl w:val="1"/>
-          <w:numId w:val="9"/>
-        </w:numPr>
-      </w:pPr>
-      <w:r>
-        <w:t>Gestion des incidents → rétablir le service rapidement.</w:t>
-      </w:r>
-    </w:p>
-    <w:p>
-      <w:pPr>
-        <w:numPr>
-          <w:ilvl w:val="1"/>
-          <w:numId w:val="9"/>
-        </w:numPr>
-      </w:pPr>
-      <w:r>
-        <w:t>Gestion des problèmes → analyser la cause (ex. surcharge serveur).</w:t>
-      </w:r>
-    </w:p>
-    <w:p>
-      <w:pPr>
-        <w:numPr>
-          <w:ilvl w:val="1"/>
-          <w:numId w:val="9"/>
-        </w:numPr>
-      </w:pPr>
-      <w:r>
-        <w:t>Gestion des changements → appliquer une solution durable (ex. upgrade serveur).</w:t>
-      </w:r>
-    </w:p>
-    <w:p/>
-    <w:p>
-      <w:pPr>
-        <w:rPr>
-          <w:b/>
-          <w:bCs/>
-        </w:rPr>
-      </w:pPr>
-      <w:r>
-        <w:rPr>
-          <w:b/>
-          <w:bCs/>
-        </w:rPr>
-        <w:t>7. Avantages et Limites</w:t>
-      </w:r>
-    </w:p>
-    <w:p>
-      <w:r>
-        <w:rPr>
-          <w:rFonts w:ascii="Segoe UI Emoji" w:hAnsi="Segoe UI Emoji" w:cs="Segoe UI Emoji"/>
-        </w:rPr>
-        <w:t>✅</w:t>
-      </w:r>
-      <w:r>
-        <w:t xml:space="preserve"> </w:t>
-      </w:r>
-      <w:r>
-        <w:rPr>
-          <w:b/>
-          <w:bCs/>
-        </w:rPr>
-        <w:t>Avantages</w:t>
-      </w:r>
-      <w:r>
-        <w:t xml:space="preserve"> :</w:t>
-      </w:r>
-    </w:p>
-    <w:p>
-      <w:pPr>
-        <w:numPr>
-          <w:ilvl w:val="0"/>
-          <w:numId w:val="10"/>
-        </w:numPr>
-      </w:pPr>
-      <w:r>
-        <w:t>Améliore la qualité et la satisfaction client.</w:t>
-      </w:r>
-    </w:p>
-    <w:p>
-      <w:pPr>
-        <w:numPr>
-          <w:ilvl w:val="0"/>
-          <w:numId w:val="10"/>
-        </w:numPr>
-      </w:pPr>
-      <w:r>
-        <w:t>Réduit les coûts et les risques.</w:t>
-      </w:r>
-    </w:p>
-    <w:p>
-      <w:pPr>
-        <w:numPr>
-          <w:ilvl w:val="0"/>
-          <w:numId w:val="10"/>
-        </w:numPr>
-      </w:pPr>
-      <w:r>
-        <w:t>Standardise les pratiques.</w:t>
-      </w:r>
-    </w:p>
-    <w:p>
-      <w:r>
-        <w:rPr>
-          <w:rFonts w:ascii="Segoe UI Emoji" w:hAnsi="Segoe UI Emoji" w:cs="Segoe UI Emoji"/>
-        </w:rPr>
-        <w:t>⚠️</w:t>
-      </w:r>
-      <w:r>
-        <w:t xml:space="preserve"> </w:t>
-      </w:r>
-      <w:r>
-        <w:rPr>
-          <w:b/>
-          <w:bCs/>
-        </w:rPr>
-        <w:t>Limites</w:t>
-      </w:r>
-      <w:r>
-        <w:t xml:space="preserve"> :</w:t>
-      </w:r>
-    </w:p>
-    <w:p>
-      <w:pPr>
-        <w:numPr>
-          <w:ilvl w:val="0"/>
-          <w:numId w:val="11"/>
-        </w:numPr>
-      </w:pPr>
-      <w:r>
-        <w:t>Mise en place parfois longue et coûteuse.</w:t>
-      </w:r>
-    </w:p>
-    <w:p>
-      <w:pPr>
-        <w:numPr>
-          <w:ilvl w:val="0"/>
-          <w:numId w:val="11"/>
-        </w:numPr>
-      </w:pPr>
-      <w:r>
-        <w:t>Nécessite une culture organisationnelle adaptée.</w:t>
-      </w:r>
-    </w:p>
-    <w:p/>
-    <w:p>
-      <w:pPr>
-        <w:rPr>
-          <w:b/>
-          <w:bCs/>
-        </w:rPr>
-      </w:pPr>
-      <w:r>
-        <w:rPr>
-          <w:b/>
-          <w:bCs/>
-        </w:rPr>
-        <w:t>8. Certifications ITIL</w:t>
-      </w:r>
-    </w:p>
-    <w:p>
-      <w:pPr>
-        <w:numPr>
-          <w:ilvl w:val="0"/>
-          <w:numId w:val="12"/>
-        </w:numPr>
-      </w:pPr>
-      <w:r>
-        <w:rPr>
-          <w:b/>
-          <w:bCs/>
-        </w:rPr>
-        <w:t>ITIL Foundation</w:t>
-      </w:r>
-      <w:r>
-        <w:t xml:space="preserve"> : niveau débutant (bases).</w:t>
-      </w:r>
-    </w:p>
-    <w:p>
-      <w:pPr>
-        <w:numPr>
-          <w:ilvl w:val="0"/>
-          <w:numId w:val="12"/>
-        </w:numPr>
-      </w:pPr>
-      <w:r>
-        <w:rPr>
-          <w:b/>
-          <w:bCs/>
-        </w:rPr>
-        <w:t>ITIL Managing Professional</w:t>
-      </w:r>
-      <w:r>
-        <w:t xml:space="preserve"> : niveau avancé.</w:t>
-      </w:r>
-    </w:p>
-    <w:p>
-      <w:pPr>
-        <w:numPr>
-          <w:ilvl w:val="0"/>
-          <w:numId w:val="12"/>
-        </w:numPr>
-      </w:pPr>
-      <w:r>
-        <w:rPr>
-          <w:b/>
-          <w:bCs/>
-        </w:rPr>
-        <w:t>ITIL Strategic Leader</w:t>
-      </w:r>
-      <w:r>
-        <w:t xml:space="preserve"> : niveau stratégique.</w:t>
-      </w:r>
-    </w:p>
-    <w:p/>
-    <w:p>
-      <w:pPr>
-        <w:rPr>
-          <w:b/>
-          <w:bCs/>
-        </w:rPr>
-      </w:pPr>
-      <w:r>
-        <w:rPr>
-          <w:b/>
-          <w:bCs/>
-        </w:rPr>
-        <w:t>Schéma Synthétique : Cycle de Vie ITIL (v3)</w:t>
-      </w:r>
-    </w:p>
-    <w:p>
-      <w:r>
-        <w:t>(Service Strategy → Service Design → Service Transition → Service Operation → Continual Service Improvement)</w:t>
-      </w:r>
-    </w:p>
     <w:sectPr>
       <w:pgSz w:w="11906" w:h="16838"/>
       <w:pgMar w:top="1417" w:right="1417" w:bottom="1417" w:left="1417" w:header="708" w:footer="708" w:gutter="0"/>
@@ -3351,6 +2409,7 @@
   <w:style w:type="character" w:default="1" w:styleId="Policepardfaut">
     <w:name w:val="Default Paragraph Font"/>
     <w:uiPriority w:val="1"/>
+    <w:semiHidden/>
     <w:unhideWhenUsed/>
   </w:style>
   <w:style w:type="table" w:default="1" w:styleId="TableauNormal">
